--- a/empresas/ejemplo-alimentos-del-sur/reportes/borrador-vsme-2025.docx
+++ b/empresas/ejemplo-alimentos-del-sur/reportes/borrador-vsme-2025.docx
@@ -126,7 +126,7 @@
         <w:pStyle w:val="Vineta"/>
       </w:pPr>
       <w:r>
-        <w:t xml:space="preserve">• Ficha de la empresa: Alimentos del Sur SpA, sector Agroindustria - conservas de fruta, pais Chile, periodo 2026.</w:t>
+        <w:t xml:space="preserve">• Ficha de la empresa: Alimentos del Sur SpA, sector Agroindustria - conservas de fruta, pais Chile, periodo 2025.</w:t>
       </w:r>
     </w:p>
     <w:p>
@@ -168,7 +168,7 @@
         <w:pStyle w:val="Vineta"/>
       </w:pPr>
       <w:r>
-        <w:t xml:space="preserve">• Diagnostico ESG: puntaje general 31,9 de 100 (ambiental 55, social 26,5, gobernanza 14,3), con 18 brechas identificadas.</w:t>
+        <w:t xml:space="preserve">• Diagnostico ESG: puntaje general 40,6 de 100 (ambiental 55, social 38,2, gobernanza 28,6), con 16 brechas identificadas.</w:t>
       </w:r>
     </w:p>
     <w:p>
@@ -236,7 +236,7 @@
         <w:pStyle w:val="Vineta"/>
       </w:pPr>
       <w:r>
-        <w:t xml:space="preserve">• Diagnostico ESG: puntaje general 31,9 de 100 (ambiental 55, social 26,5, gobernanza 14,3), con 18 brechas identificadas.</w:t>
+        <w:t xml:space="preserve">• Diagnostico ESG: puntaje general 40,6 de 100 (ambiental 55, social 38,2, gobernanza 28,6), con 16 brechas identificadas.</w:t>
       </w:r>
     </w:p>
     <w:p>
@@ -380,7 +380,7 @@
         <w:pStyle w:val="Vineta"/>
       </w:pPr>
       <w:r>
-        <w:t xml:space="preserve">• Planilla de consumos: 62 filas de energia y combustibles.</w:t>
+        <w:t xml:space="preserve">• Consumos registrados en el periodo: electricidad 579.122 kWh; diesel 54.952 litros; glp 4.953 litros; r-404a 6,5 kg; r-410a 2 kg.</w:t>
       </w:r>
     </w:p>
     <w:p>
@@ -408,6 +408,14 @@
       </w:r>
     </w:p>
     <w:p>
+      <w:pPr>
+        <w:pStyle w:val="Vineta"/>
+      </w:pPr>
+      <w:r>
+        <w:t xml:space="preserve">• Alcance 3 (cadena de valor): 1.235,4 tCO2e (periodo 2025).</w:t>
+      </w:r>
+    </w:p>
+    <w:p>
       <w:r>
         <w:t xml:space="preserve">[Revisa la cifra, explica de donde sale y agrega el contexto del periodo.]</w:t>
       </w:r>
@@ -487,7 +495,23 @@
     </w:p>
     <w:p>
       <w:r>
-        <w:t xml:space="preserve">[Escribe aqui la respuesta de la empresa. Si el tema no aplica, dilo y explica por que.]</w:t>
+        <w:rPr>
+          <w:b/>
+        </w:rPr>
+        <w:t xml:space="preserve">Con los datos de tu carpeta:</w:t>
+      </w:r>
+    </w:p>
+    <w:p>
+      <w:pPr>
+        <w:pStyle w:val="Vineta"/>
+      </w:pPr>
+      <w:r>
+        <w:t xml:space="preserve">• Agua (todos los periodos cargados): extraccion 28.500 m3, descarga 24.000 m3 y consumo 4.500 m3; el 100 % de la extraccion ocurre en zonas con estres hidrico.</w:t>
+      </w:r>
+    </w:p>
+    <w:p>
+      <w:r>
+        <w:t xml:space="preserve">[Revisa la cifra, explica de donde sale y agrega el contexto del periodo.]</w:t>
       </w:r>
     </w:p>
     <w:p>
@@ -1001,38 +1025,6 @@
           </w:tcPr>
           <w:p>
             <w:r>
-              <w:t xml:space="preserve">B6 - Agua</w:t>
-            </w:r>
-          </w:p>
-        </w:tc>
-        <w:tc>
-          <w:tcPr>
-            <w:tcW w:w="3000" w:type="dxa"/>
-          </w:tcPr>
-          <w:p>
-            <w:r>
-              <w:t xml:space="preserve">Pendiente</w:t>
-            </w:r>
-          </w:p>
-        </w:tc>
-        <w:tc>
-          <w:tcPr>
-            <w:tcW w:w="3000" w:type="dxa"/>
-          </w:tcPr>
-          <w:p>
-            <w:r>
-              <w:t xml:space="preserve">Lo escribe la empresa: no hay ningun dato que lo pueda responder solo.</w:t>
-            </w:r>
-          </w:p>
-        </w:tc>
-      </w:tr>
-      <w:tr>
-        <w:tc>
-          <w:tcPr>
-            <w:tcW w:w="3000" w:type="dxa"/>
-          </w:tcPr>
-          <w:p>
-            <w:r>
               <w:t xml:space="preserve">B11 - Condenas y multas por corrupcion y soborno</w:t>
             </w:r>
           </w:p>
@@ -1465,7 +1457,7 @@
         <w:pStyle w:val="Nota"/>
       </w:pPr>
       <w:r>
-        <w:t xml:space="preserve">Cobertura con los datos actuales: 42,5% de los 20 contenidos de VSME incluidos en este borrador. El borrador no es un reporte final ni una verificacion: es un punto de partida armado con los datos de esta carpeta. Hay que completarlo, revisarlo con quien corresponda y respaldar cada cifra antes de publicarlo.</w:t>
+        <w:t xml:space="preserve">Cobertura con los datos actuales: 47,5% de los 20 contenidos de VSME incluidos en este borrador. El borrador no es un reporte final ni una verificacion: es un punto de partida armado con los datos de esta carpeta. Hay que completarlo, revisarlo con quien corresponda y respaldar cada cifra antes de publicarlo.</w:t>
       </w:r>
     </w:p>
     <w:sectPr>
